--- a/Proyecto1/Manual de Usuario Sist Citas Medicas G1.docx
+++ b/Proyecto1/Manual de Usuario Sist Citas Medicas G1.docx
@@ -29,35 +29,38 @@
           <w:sz w:val="32"/>
           <w:szCs w:val="32"/>
         </w:rPr>
-        <w:t xml:space="preserve">Manual de usuario: </w:t>
-      </w:r>
-      <w:r>
+        <w:t>Manual de usuario: Sistema de Gestión de Citas Médicas</w:t>
+      </w:r>
+    </w:p>
+    <w:p>
+      <w:pPr>
+        <w:spacing w:line="480" w:lineRule="auto"/>
+        <w:jc w:val="center"/>
         <w:rPr>
           <w:rFonts w:cs="Times New Roman"/>
           <w:sz w:val="32"/>
           <w:szCs w:val="32"/>
         </w:rPr>
-        <w:t>Sistema de Gestión de Citas Médicas</w:t>
-      </w:r>
-    </w:p>
-    <w:p>
-      <w:pPr>
-        <w:spacing w:line="480" w:lineRule="auto"/>
-        <w:jc w:val="center"/>
+      </w:pPr>
+      <w:r>
         <w:rPr>
           <w:rFonts w:cs="Times New Roman"/>
           <w:sz w:val="32"/>
           <w:szCs w:val="32"/>
         </w:rPr>
-      </w:pPr>
-      <w:r>
+        <w:t>Versión 1.0</w:t>
+      </w:r>
+    </w:p>
+    <w:p>
+      <w:pPr>
+        <w:spacing w:line="480" w:lineRule="auto"/>
+        <w:jc w:val="center"/>
         <w:rPr>
           <w:rFonts w:cs="Times New Roman"/>
           <w:sz w:val="32"/>
           <w:szCs w:val="32"/>
         </w:rPr>
-        <w:t>Versión 1.0</w:t>
-      </w:r>
+      </w:pPr>
     </w:p>
     <w:p>
       <w:pPr>
@@ -69,101 +72,101 @@
           <w:szCs w:val="32"/>
         </w:rPr>
       </w:pPr>
-    </w:p>
-    <w:p>
-      <w:pPr>
-        <w:spacing w:line="480" w:lineRule="auto"/>
-        <w:jc w:val="center"/>
+      <w:r>
         <w:rPr>
           <w:rFonts w:cs="Times New Roman"/>
           <w:sz w:val="32"/>
           <w:szCs w:val="32"/>
         </w:rPr>
-      </w:pPr>
-      <w:r>
+        <w:t>Durán Díaz Dilan Alexis</w:t>
+      </w:r>
+    </w:p>
+    <w:p>
+      <w:pPr>
+        <w:spacing w:line="480" w:lineRule="auto"/>
+        <w:jc w:val="center"/>
         <w:rPr>
           <w:rFonts w:cs="Times New Roman"/>
           <w:sz w:val="32"/>
           <w:szCs w:val="32"/>
         </w:rPr>
-        <w:t>Durán Díaz Dilan Alexis</w:t>
-      </w:r>
-    </w:p>
-    <w:p>
-      <w:pPr>
-        <w:spacing w:line="480" w:lineRule="auto"/>
-        <w:jc w:val="center"/>
+      </w:pPr>
+      <w:r>
         <w:rPr>
           <w:rFonts w:cs="Times New Roman"/>
           <w:sz w:val="32"/>
           <w:szCs w:val="32"/>
         </w:rPr>
-      </w:pPr>
-      <w:r>
+        <w:t>Fallas Calderón Yudi Mariel</w:t>
+      </w:r>
+    </w:p>
+    <w:p>
+      <w:pPr>
+        <w:spacing w:line="480" w:lineRule="auto"/>
+        <w:jc w:val="center"/>
         <w:rPr>
           <w:rFonts w:cs="Times New Roman"/>
           <w:sz w:val="32"/>
           <w:szCs w:val="32"/>
         </w:rPr>
-        <w:t>Fallas Calderón Yudi Mariel</w:t>
-      </w:r>
-    </w:p>
-    <w:p>
-      <w:pPr>
-        <w:spacing w:line="480" w:lineRule="auto"/>
-        <w:jc w:val="center"/>
+      </w:pPr>
+      <w:r>
         <w:rPr>
           <w:rFonts w:cs="Times New Roman"/>
           <w:sz w:val="32"/>
           <w:szCs w:val="32"/>
         </w:rPr>
-      </w:pPr>
-      <w:r>
+        <w:t>Fonseca Chinchilla Santiago</w:t>
+      </w:r>
+    </w:p>
+    <w:p>
+      <w:pPr>
+        <w:spacing w:line="480" w:lineRule="auto"/>
+        <w:jc w:val="center"/>
         <w:rPr>
           <w:rFonts w:cs="Times New Roman"/>
           <w:sz w:val="32"/>
           <w:szCs w:val="32"/>
         </w:rPr>
-        <w:t>Fonseca Chinchilla Santiago</w:t>
-      </w:r>
-    </w:p>
-    <w:p>
-      <w:pPr>
-        <w:spacing w:line="480" w:lineRule="auto"/>
-        <w:jc w:val="center"/>
+      </w:pPr>
+      <w:r>
         <w:rPr>
           <w:rFonts w:cs="Times New Roman"/>
           <w:sz w:val="32"/>
           <w:szCs w:val="32"/>
         </w:rPr>
-      </w:pPr>
-      <w:r>
+        <w:t>Rodríguez Coronado Camila de los Ángeles</w:t>
+      </w:r>
+    </w:p>
+    <w:p>
+      <w:pPr>
+        <w:spacing w:line="480" w:lineRule="auto"/>
+        <w:jc w:val="center"/>
         <w:rPr>
           <w:rFonts w:cs="Times New Roman"/>
           <w:sz w:val="32"/>
           <w:szCs w:val="32"/>
         </w:rPr>
-        <w:t>Rodríguez Coronado Camila de los Ángeles</w:t>
-      </w:r>
-    </w:p>
-    <w:p>
-      <w:pPr>
-        <w:spacing w:line="480" w:lineRule="auto"/>
-        <w:jc w:val="center"/>
+      </w:pPr>
+      <w:r>
         <w:rPr>
           <w:rFonts w:cs="Times New Roman"/>
           <w:sz w:val="32"/>
           <w:szCs w:val="32"/>
         </w:rPr>
-      </w:pPr>
-      <w:r>
+        <w:t>Villalobos Hidalgo Anthony Emanuel</w:t>
+      </w:r>
+    </w:p>
+    <w:p>
+      <w:pPr>
+        <w:spacing w:line="480" w:lineRule="auto"/>
+        <w:jc w:val="center"/>
         <w:rPr>
           <w:rFonts w:cs="Times New Roman"/>
           <w:sz w:val="32"/>
           <w:szCs w:val="32"/>
         </w:rPr>
-        <w:t>Villalobos Hidalgo Anthony Emanuel</w:t>
-      </w:r>
+      </w:pPr>
     </w:p>
     <w:p>
       <w:pPr>
@@ -175,42 +178,31 @@
           <w:szCs w:val="32"/>
         </w:rPr>
       </w:pPr>
-    </w:p>
-    <w:p>
-      <w:pPr>
-        <w:spacing w:line="480" w:lineRule="auto"/>
-        <w:jc w:val="center"/>
+      <w:r>
         <w:rPr>
           <w:rFonts w:cs="Times New Roman"/>
           <w:sz w:val="32"/>
           <w:szCs w:val="32"/>
         </w:rPr>
-      </w:pPr>
-      <w:r>
+        <w:t>2 de marzo de 2026</w:t>
+      </w:r>
+    </w:p>
+    <w:p>
+      <w:pPr>
+        <w:spacing w:line="480" w:lineRule="auto"/>
+        <w:jc w:val="center"/>
         <w:rPr>
           <w:rFonts w:cs="Times New Roman"/>
           <w:sz w:val="32"/>
           <w:szCs w:val="32"/>
         </w:rPr>
-        <w:t>2 de marzo de 2026</w:t>
-      </w:r>
-    </w:p>
-    <w:p>
-      <w:pPr>
-        <w:spacing w:line="480" w:lineRule="auto"/>
-        <w:jc w:val="center"/>
+      </w:pPr>
+      <w:r>
         <w:rPr>
           <w:rFonts w:cs="Times New Roman"/>
           <w:sz w:val="32"/>
           <w:szCs w:val="32"/>
         </w:rPr>
-      </w:pPr>
-      <w:r>
-        <w:rPr>
-          <w:rFonts w:cs="Times New Roman"/>
-          <w:sz w:val="32"/>
-          <w:szCs w:val="32"/>
-        </w:rPr>
         <w:t>Universidad Hispanoamericana</w:t>
       </w:r>
     </w:p>
@@ -231,10 +223,13 @@
     <w:sdt>
       <w:sdtPr>
         <w:rPr>
-          <w:rFonts w:ascii="Times New Roman" w:hAnsi="Times New Roman" w:cs="Times New Roman"/>
+          <w:rFonts w:ascii="Times New Roman" w:eastAsiaTheme="minorHAnsi" w:hAnsi="Times New Roman" w:cs="Times New Roman"/>
+          <w:color w:val="000000" w:themeColor="text1"/>
+          <w:kern w:val="2"/>
           <w:sz w:val="24"/>
           <w:szCs w:val="24"/>
-          <w:lang w:val="es-ES"/>
+          <w:lang w:val="es-ES" w:eastAsia="en-US"/>
+          <w14:ligatures w14:val="standardContextual"/>
         </w:rPr>
         <w:id w:val="146639263"/>
         <w:docPartObj>
@@ -244,13 +239,8 @@
       </w:sdtPr>
       <w:sdtEndPr>
         <w:rPr>
-          <w:rFonts w:eastAsiaTheme="minorHAnsi"/>
           <w:b/>
           <w:bCs/>
-          <w:color w:val="000000" w:themeColor="text1"/>
-          <w:kern w:val="2"/>
-          <w:lang w:eastAsia="en-US"/>
-          <w14:ligatures w14:val="standardContextual"/>
         </w:rPr>
       </w:sdtEndPr>
       <w:sdtContent>
@@ -2356,43 +2346,7 @@
         <w:rPr>
           <w:rFonts w:cs="Times New Roman"/>
         </w:rPr>
-        <w:t xml:space="preserve">: </w:t>
-      </w:r>
-      <w:r>
-        <w:rPr>
-          <w:rFonts w:cs="Times New Roman"/>
-        </w:rPr>
-        <w:t>Nombre</w:t>
-      </w:r>
-      <w:r>
-        <w:rPr>
-          <w:rFonts w:cs="Times New Roman"/>
-        </w:rPr>
-        <w:t>, e</w:t>
-      </w:r>
-      <w:r>
-        <w:rPr>
-          <w:rFonts w:cs="Times New Roman"/>
-        </w:rPr>
-        <w:t>dad</w:t>
-      </w:r>
-      <w:r>
-        <w:rPr>
-          <w:rFonts w:cs="Times New Roman"/>
-        </w:rPr>
-        <w:t>, Teléfono e e</w:t>
-      </w:r>
-      <w:r>
-        <w:rPr>
-          <w:rFonts w:cs="Times New Roman"/>
-        </w:rPr>
-        <w:t>mail</w:t>
-      </w:r>
-      <w:r>
-        <w:rPr>
-          <w:rFonts w:cs="Times New Roman"/>
-        </w:rPr>
-        <w:t>.</w:t>
+        <w:t>: Nombre, edad, Teléfono e email.</w:t>
       </w:r>
     </w:p>
     <w:p>
@@ -2417,43 +2371,20 @@
         <w:rPr>
           <w:rFonts w:cs="Times New Roman"/>
         </w:rPr>
-        <w:t xml:space="preserve"> </w:t>
-      </w:r>
-      <w:r>
-        <w:rPr>
-          <w:rFonts w:cs="Times New Roman"/>
-        </w:rPr>
-        <w:t>Editar paciente</w:t>
-      </w:r>
-      <w:r>
-        <w:rPr>
-          <w:rFonts w:cs="Times New Roman"/>
-        </w:rPr>
-        <w:t xml:space="preserve"> y e</w:t>
-      </w:r>
-      <w:r>
-        <w:rPr>
-          <w:rFonts w:cs="Times New Roman"/>
-        </w:rPr>
-        <w:t>liminar paciente</w:t>
-      </w:r>
-      <w:r>
-        <w:rPr>
-          <w:rFonts w:cs="Times New Roman"/>
-        </w:rPr>
-        <w:t>.</w:t>
-      </w:r>
-    </w:p>
-    <w:p>
-      <w:pPr>
-        <w:spacing w:line="480" w:lineRule="auto"/>
-        <w:rPr>
-          <w:rFonts w:cs="Times New Roman"/>
-        </w:rPr>
-      </w:pPr>
-      <w:r>
-        <w:rPr>
-          <w:rFonts w:cs="Times New Roman"/>
+        <w:t xml:space="preserve"> Editar paciente y eliminar paciente.</w:t>
+      </w:r>
+    </w:p>
+    <w:p>
+      <w:pPr>
+        <w:spacing w:line="480" w:lineRule="auto"/>
+        <w:rPr>
+          <w:rFonts w:cs="Times New Roman"/>
+        </w:rPr>
+      </w:pPr>
+      <w:r>
+        <w:rPr>
+          <w:rFonts w:cs="Times New Roman"/>
+          <w:noProof/>
         </w:rPr>
         <w:drawing>
           <wp:inline distT="0" distB="0" distL="0" distR="0" wp14:anchorId="1A4C7272" wp14:editId="7E394551">
@@ -2721,6 +2652,7 @@
       <w:r>
         <w:rPr>
           <w:rFonts w:cs="Times New Roman"/>
+          <w:noProof/>
         </w:rPr>
         <w:drawing>
           <wp:inline distT="0" distB="0" distL="0" distR="0" wp14:anchorId="7BEDC0C8" wp14:editId="12D93A24">
@@ -2961,6 +2893,7 @@
       <w:r>
         <w:rPr>
           <w:rFonts w:cs="Times New Roman"/>
+          <w:noProof/>
         </w:rPr>
         <w:lastRenderedPageBreak/>
         <w:drawing>
@@ -3122,6 +3055,7 @@
       <w:r>
         <w:rPr>
           <w:rFonts w:cs="Times New Roman"/>
+          <w:noProof/>
         </w:rPr>
         <w:drawing>
           <wp:inline distT="0" distB="0" distL="0" distR="0" wp14:anchorId="7FCC06F2" wp14:editId="1530E0CF">
@@ -3679,6 +3613,7 @@
       <w:r>
         <w:rPr>
           <w:rFonts w:cs="Times New Roman"/>
+          <w:noProof/>
         </w:rPr>
         <w:drawing>
           <wp:inline distT="0" distB="0" distL="0" distR="0" wp14:anchorId="13A425FD" wp14:editId="6F35B4CD">
@@ -3920,6 +3855,7 @@
       <w:r>
         <w:rPr>
           <w:rFonts w:cs="Times New Roman"/>
+          <w:noProof/>
         </w:rPr>
         <w:drawing>
           <wp:inline distT="0" distB="0" distL="0" distR="0" wp14:anchorId="480221C2" wp14:editId="1BBEE01E">
@@ -4110,6 +4046,7 @@
       <w:r>
         <w:rPr>
           <w:rFonts w:cs="Times New Roman"/>
+          <w:noProof/>
         </w:rPr>
         <w:lastRenderedPageBreak/>
         <w:drawing>
@@ -4267,6 +4204,7 @@
       <w:r>
         <w:rPr>
           <w:rFonts w:cs="Times New Roman"/>
+          <w:noProof/>
         </w:rPr>
         <w:drawing>
           <wp:inline distT="0" distB="0" distL="0" distR="0" wp14:anchorId="63378380" wp14:editId="36E4F948">
@@ -4587,6 +4525,7 @@
       <w:r>
         <w:rPr>
           <w:rFonts w:cs="Times New Roman"/>
+          <w:noProof/>
         </w:rPr>
         <w:lastRenderedPageBreak/>
         <w:drawing>
@@ -4870,6 +4809,7 @@
       <w:r>
         <w:rPr>
           <w:rFonts w:cs="Times New Roman"/>
+          <w:noProof/>
         </w:rPr>
         <w:drawing>
           <wp:inline distT="0" distB="0" distL="0" distR="0" wp14:anchorId="0F8BDA2F" wp14:editId="54EE6657">
@@ -5141,10 +5081,10 @@
         </w:rPr>
         <w:lastRenderedPageBreak/>
         <w:drawing>
-          <wp:inline distT="0" distB="0" distL="0" distR="0" wp14:anchorId="615E41CE" wp14:editId="7D09CC19">
-            <wp:extent cx="5612130" cy="2030095"/>
-            <wp:effectExtent l="0" t="0" r="7620" b="8255"/>
-            <wp:docPr id="706206866" name="Imagen 1" descr="Interfaz de usuario gráfica, Aplicación&#10;&#10;El contenido generado por IA puede ser incorrecto."/>
+          <wp:inline distT="0" distB="0" distL="0" distR="0" wp14:anchorId="67BF72A4" wp14:editId="248E93E5">
+            <wp:extent cx="5612130" cy="2028825"/>
+            <wp:effectExtent l="0" t="0" r="7620" b="9525"/>
+            <wp:docPr id="931824177" name="Imagen 1" descr="Interfaz de usuario gráfica, Aplicación&#10;&#10;El contenido generado por IA puede ser incorrecto."/>
             <wp:cNvGraphicFramePr>
               <a:graphicFrameLocks xmlns:a="http://schemas.openxmlformats.org/drawingml/2006/main" noChangeAspect="1"/>
             </wp:cNvGraphicFramePr>
@@ -5152,7 +5092,7 @@
               <a:graphicData uri="http://schemas.openxmlformats.org/drawingml/2006/picture">
                 <pic:pic xmlns:pic="http://schemas.openxmlformats.org/drawingml/2006/picture">
                   <pic:nvPicPr>
-                    <pic:cNvPr id="706206866" name="Imagen 1" descr="Interfaz de usuario gráfica, Aplicación&#10;&#10;El contenido generado por IA puede ser incorrecto."/>
+                    <pic:cNvPr id="931824177" name="Imagen 1" descr="Interfaz de usuario gráfica, Aplicación&#10;&#10;El contenido generado por IA puede ser incorrecto."/>
                     <pic:cNvPicPr/>
                   </pic:nvPicPr>
                   <pic:blipFill>
@@ -5164,7 +5104,7 @@
                   <pic:spPr>
                     <a:xfrm>
                       <a:off x="0" y="0"/>
-                      <a:ext cx="5612130" cy="2030095"/>
+                      <a:ext cx="5612130" cy="2028825"/>
                     </a:xfrm>
                     <a:prstGeom prst="rect">
                       <a:avLst/>
@@ -5305,6 +5245,7 @@
       <w:r>
         <w:rPr>
           <w:rFonts w:cs="Times New Roman"/>
+          <w:noProof/>
         </w:rPr>
         <w:drawing>
           <wp:inline distT="0" distB="0" distL="0" distR="0" wp14:anchorId="7827BEFB" wp14:editId="32644E88">
@@ -9326,6 +9267,7 @@
   <w:style w:type="character" w:default="1" w:styleId="Fuentedeprrafopredeter">
     <w:name w:val="Default Paragraph Font"/>
     <w:uiPriority w:val="1"/>
+    <w:semiHidden/>
     <w:unhideWhenUsed/>
   </w:style>
   <w:style w:type="table" w:default="1" w:styleId="Tablanormal">
